--- a/hit-catalogue/committee_questionnaire.docx
+++ b/hit-catalogue/committee_questionnaire.docx
@@ -12,6 +12,7 @@
         <w:rPr>
           <w:rFonts w:ascii="David" w:hAnsi="David" w:cs="David"/>
           <w:b/>
+          <w:color w:val="007881"/>
           <w:sz w:val="26"/>
           <w:rtl/>
         </w:rPr>
@@ -398,6 +399,7 @@
       </w:tr>
     </w:tbl>
     <w:sectPr>
+      <w:headerReference w:type="default" r:id="rId9"/>
       <w:pgSz w:w="12240" w:h="15840"/>
       <w:pgMar w:top="1440" w:right="1800" w:bottom="1440" w:left="1800" w:header="720" w:footer="720" w:gutter="0"/>
       <w:cols w:space="720"/>
@@ -405,6 +407,51 @@
     </w:sectPr>
   </w:body>
 </w:document>
+</file>
+
+<file path=word/header1.xml><?xml version="1.0" encoding="utf-8"?>
+<w:hdr xmlns:m="http://schemas.openxmlformats.org/officeDocument/2006/math" xmlns:mc="http://schemas.openxmlformats.org/markup-compatibility/2006" xmlns:mo="http://schemas.microsoft.com/office/mac/office/2008/main" xmlns:mv="urn:schemas-microsoft-com:mac:vml" xmlns:o="urn:schemas-microsoft-com:office:office" xmlns:r="http://schemas.openxmlformats.org/officeDocument/2006/relationships" xmlns:v="urn:schemas-microsoft-com:vml" xmlns:w10="urn:schemas-microsoft-com:office:word" xmlns:w14="http://schemas.microsoft.com/office/word/2010/wordml" xmlns:w="http://schemas.openxmlformats.org/wordprocessingml/2006/main" xmlns:wne="http://schemas.microsoft.com/office/word/2006/wordml" xmlns:wp14="http://schemas.microsoft.com/office/word/2010/wordprocessingDrawing" xmlns:wp="http://schemas.openxmlformats.org/drawingml/2006/wordprocessingDrawing" xmlns:wpc="http://schemas.microsoft.com/office/word/2010/wordprocessingCanvas" xmlns:wpg="http://schemas.microsoft.com/office/word/2010/wordprocessingGroup" xmlns:wpi="http://schemas.microsoft.com/office/word/2010/wordprocessingInk" xmlns:wps="http://schemas.microsoft.com/office/word/2010/wordprocessingShape" mc:Ignorable="w14 wp14">
+  <w:p>
+    <w:pPr>
+      <w:pStyle w:val="Header"/>
+      <w:jc w:val="center"/>
+    </w:pPr>
+    <w:r>
+      <w:drawing>
+        <wp:inline xmlns:a="http://schemas.openxmlformats.org/drawingml/2006/main" xmlns:pic="http://schemas.openxmlformats.org/drawingml/2006/picture">
+          <wp:extent cx="1554480" cy="949178"/>
+          <wp:docPr id="1" name="Picture 1"/>
+          <wp:cNvGraphicFramePr>
+            <a:graphicFrameLocks noChangeAspect="1"/>
+          </wp:cNvGraphicFramePr>
+          <a:graphic>
+            <a:graphicData uri="http://schemas.openxmlformats.org/drawingml/2006/picture">
+              <pic:pic>
+                <pic:nvPicPr>
+                  <pic:cNvPr id="0" name="hit-logo.png"/>
+                  <pic:cNvPicPr/>
+                </pic:nvPicPr>
+                <pic:blipFill>
+                  <a:blip r:embed="rId1"/>
+                  <a:stretch>
+                    <a:fillRect/>
+                  </a:stretch>
+                </pic:blipFill>
+                <pic:spPr>
+                  <a:xfrm>
+                    <a:off x="0" y="0"/>
+                    <a:ext cx="1554480" cy="949178"/>
+                  </a:xfrm>
+                  <a:prstGeom prst="rect"/>
+                </pic:spPr>
+              </pic:pic>
+            </a:graphicData>
+          </a:graphic>
+        </wp:inline>
+      </w:drawing>
+    </w:r>
+  </w:p>
+</w:hdr>
 </file>
 
 <file path=word/numbering.xml><?xml version="1.0" encoding="utf-8"?>

--- a/hit-catalogue/committee_questionnaire.docx
+++ b/hit-catalogue/committee_questionnaire.docx
@@ -23,7 +23,7 @@
       <w:pPr>
         <w:bidi/>
         <w:spacing w:after="0"/>
-        <w:jc w:val="right"/>
+        <w:jc w:val="both"/>
       </w:pPr>
       <w:r>
         <w:rPr>
@@ -39,7 +39,7 @@
       <w:pPr>
         <w:bidi/>
         <w:spacing w:after="160"/>
-        <w:jc w:val="right"/>
+        <w:jc w:val="both"/>
       </w:pPr>
       <w:r>
         <w:rPr>

--- a/hit-catalogue/committee_questionnaire.docx
+++ b/hit-catalogue/committee_questionnaire.docx
@@ -6,7 +6,7 @@
       <w:pPr>
         <w:bidi/>
         <w:spacing w:after="120"/>
-        <w:jc w:val="right"/>
+        <w:jc w:val="center"/>
       </w:pPr>
       <w:r>
         <w:rPr>
@@ -57,6 +57,7 @@
         <w:tblW w:type="auto" w:w="0"/>
         <w:jc w:val="right"/>
         <w:tblLook w:firstColumn="1" w:firstRow="1" w:lastColumn="0" w:lastRow="0" w:noHBand="0" w:noVBand="1" w:val="04A0"/>
+        <w:bidiVisual/>
       </w:tblPr>
       <w:tblGrid>
         <w:gridCol w:w="4320"/>

--- a/hit-catalogue/committee_questionnaire.docx
+++ b/hit-catalogue/committee_questionnaire.docx
@@ -404,6 +404,7 @@
       <w:pgSz w:w="12240" w:h="15840"/>
       <w:pgMar w:top="1440" w:right="1800" w:bottom="1440" w:left="1800" w:header="720" w:footer="720" w:gutter="0"/>
       <w:cols w:space="720"/>
+      <w:bidi/>
       <w:docGrid w:linePitch="360"/>
     </w:sectPr>
   </w:body>

--- a/hit-catalogue/committee_questionnaire.docx
+++ b/hit-catalogue/committee_questionnaire.docx
@@ -58,6 +58,7 @@
         <w:jc w:val="right"/>
         <w:tblLook w:firstColumn="1" w:firstRow="1" w:lastColumn="0" w:lastRow="0" w:noHBand="0" w:noVBand="1" w:val="04A0"/>
         <w:bidiVisual/>
+        <w:tblLayout w:type="fixed"/>
       </w:tblPr>
       <w:tblGrid>
         <w:gridCol w:w="4320"/>
@@ -66,12 +67,12 @@
       <w:tr>
         <w:tc>
           <w:tcPr>
-            <w:tcW w:type="dxa" w:w="4320"/>
+            <w:tcW w:type="dxa" w:w="3685"/>
           </w:tcPr>
           <w:p>
             <w:pPr>
               <w:bidi/>
-              <w:jc w:val="right"/>
+              <w:jc w:val="both"/>
             </w:pPr>
             <w:r>
               <w:rPr>
@@ -86,12 +87,12 @@
         </w:tc>
         <w:tc>
           <w:tcPr>
-            <w:tcW w:type="dxa" w:w="4320"/>
+            <w:tcW w:type="dxa" w:w="5159"/>
           </w:tcPr>
           <w:p>
             <w:pPr>
               <w:bidi/>
-              <w:jc w:val="right"/>
+              <w:jc w:val="both"/>
             </w:pPr>
             <w:r>
               <w:rPr>
@@ -108,12 +109,12 @@
       <w:tr>
         <w:tc>
           <w:tcPr>
-            <w:tcW w:type="dxa" w:w="4320"/>
+            <w:tcW w:type="dxa" w:w="3685"/>
           </w:tcPr>
           <w:p>
             <w:pPr>
               <w:bidi/>
-              <w:jc w:val="right"/>
+              <w:jc w:val="both"/>
             </w:pPr>
             <w:r>
               <w:rPr>
@@ -128,12 +129,12 @@
         </w:tc>
         <w:tc>
           <w:tcPr>
-            <w:tcW w:type="dxa" w:w="4320"/>
+            <w:tcW w:type="dxa" w:w="5159"/>
           </w:tcPr>
           <w:p>
             <w:pPr>
               <w:bidi/>
-              <w:jc w:val="right"/>
+              <w:jc w:val="both"/>
             </w:pPr>
             <w:r>
               <w:rPr>
@@ -150,12 +151,12 @@
       <w:tr>
         <w:tc>
           <w:tcPr>
-            <w:tcW w:type="dxa" w:w="4320"/>
+            <w:tcW w:type="dxa" w:w="3685"/>
           </w:tcPr>
           <w:p>
             <w:pPr>
               <w:bidi/>
-              <w:jc w:val="right"/>
+              <w:jc w:val="both"/>
             </w:pPr>
             <w:r>
               <w:rPr>
@@ -170,12 +171,12 @@
         </w:tc>
         <w:tc>
           <w:tcPr>
-            <w:tcW w:type="dxa" w:w="4320"/>
+            <w:tcW w:type="dxa" w:w="5159"/>
           </w:tcPr>
           <w:p>
             <w:pPr>
               <w:bidi/>
-              <w:jc w:val="right"/>
+              <w:jc w:val="both"/>
             </w:pPr>
             <w:r>
               <w:rPr>
@@ -192,12 +193,12 @@
       <w:tr>
         <w:tc>
           <w:tcPr>
-            <w:tcW w:type="dxa" w:w="4320"/>
+            <w:tcW w:type="dxa" w:w="3685"/>
           </w:tcPr>
           <w:p>
             <w:pPr>
               <w:bidi/>
-              <w:jc w:val="right"/>
+              <w:jc w:val="both"/>
             </w:pPr>
             <w:r>
               <w:rPr>
@@ -212,12 +213,12 @@
         </w:tc>
         <w:tc>
           <w:tcPr>
-            <w:tcW w:type="dxa" w:w="4320"/>
+            <w:tcW w:type="dxa" w:w="5159"/>
           </w:tcPr>
           <w:p>
             <w:pPr>
               <w:bidi/>
-              <w:jc w:val="right"/>
+              <w:jc w:val="both"/>
             </w:pPr>
             <w:r>
               <w:rPr>
@@ -233,12 +234,12 @@
       <w:tr>
         <w:tc>
           <w:tcPr>
-            <w:tcW w:type="dxa" w:w="4320"/>
+            <w:tcW w:type="dxa" w:w="3685"/>
           </w:tcPr>
           <w:p>
             <w:pPr>
               <w:bidi/>
-              <w:jc w:val="right"/>
+              <w:jc w:val="both"/>
             </w:pPr>
             <w:r>
               <w:rPr>
@@ -253,12 +254,12 @@
         </w:tc>
         <w:tc>
           <w:tcPr>
-            <w:tcW w:type="dxa" w:w="4320"/>
+            <w:tcW w:type="dxa" w:w="5159"/>
           </w:tcPr>
           <w:p>
             <w:pPr>
               <w:bidi/>
-              <w:jc w:val="right"/>
+              <w:jc w:val="both"/>
             </w:pPr>
             <w:r>
               <w:rPr>
@@ -275,12 +276,12 @@
       <w:tr>
         <w:tc>
           <w:tcPr>
-            <w:tcW w:type="dxa" w:w="4320"/>
+            <w:tcW w:type="dxa" w:w="3685"/>
           </w:tcPr>
           <w:p>
             <w:pPr>
               <w:bidi/>
-              <w:jc w:val="right"/>
+              <w:jc w:val="both"/>
             </w:pPr>
             <w:r>
               <w:rPr>
@@ -295,12 +296,12 @@
         </w:tc>
         <w:tc>
           <w:tcPr>
-            <w:tcW w:type="dxa" w:w="4320"/>
+            <w:tcW w:type="dxa" w:w="5159"/>
           </w:tcPr>
           <w:p>
             <w:pPr>
               <w:bidi/>
-              <w:jc w:val="right"/>
+              <w:jc w:val="both"/>
             </w:pPr>
             <w:r>
               <w:rPr>
@@ -317,12 +318,12 @@
       <w:tr>
         <w:tc>
           <w:tcPr>
-            <w:tcW w:type="dxa" w:w="4320"/>
+            <w:tcW w:type="dxa" w:w="3685"/>
           </w:tcPr>
           <w:p>
             <w:pPr>
               <w:bidi/>
-              <w:jc w:val="right"/>
+              <w:jc w:val="both"/>
             </w:pPr>
             <w:r>
               <w:rPr>
@@ -337,12 +338,12 @@
         </w:tc>
         <w:tc>
           <w:tcPr>
-            <w:tcW w:type="dxa" w:w="4320"/>
+            <w:tcW w:type="dxa" w:w="5159"/>
           </w:tcPr>
           <w:p>
             <w:pPr>
               <w:bidi/>
-              <w:jc w:val="right"/>
+              <w:jc w:val="both"/>
             </w:pPr>
             <w:r>
               <w:rPr>
@@ -359,12 +360,12 @@
       <w:tr>
         <w:tc>
           <w:tcPr>
-            <w:tcW w:type="dxa" w:w="4320"/>
+            <w:tcW w:type="dxa" w:w="3685"/>
           </w:tcPr>
           <w:p>
             <w:pPr>
               <w:bidi/>
-              <w:jc w:val="right"/>
+              <w:jc w:val="both"/>
             </w:pPr>
             <w:r>
               <w:rPr>
@@ -379,12 +380,12 @@
         </w:tc>
         <w:tc>
           <w:tcPr>
-            <w:tcW w:type="dxa" w:w="4320"/>
+            <w:tcW w:type="dxa" w:w="5159"/>
           </w:tcPr>
           <w:p>
             <w:pPr>
               <w:bidi/>
-              <w:jc w:val="right"/>
+              <w:jc w:val="both"/>
             </w:pPr>
             <w:r>
               <w:rPr>

--- a/hit-catalogue/committee_questionnaire.docx
+++ b/hit-catalogue/committee_questionnaire.docx
@@ -10,9 +10,8 @@
       </w:pPr>
       <w:r>
         <w:rPr>
-          <w:rFonts w:ascii="David" w:hAnsi="David" w:cs="David"/>
+          <w:rFonts w:ascii="Arial" w:hAnsi="Arial" w:cs="Arial"/>
           <w:b/>
-          <w:color w:val="007881"/>
           <w:sz w:val="26"/>
           <w:rtl/>
         </w:rPr>
@@ -27,7 +26,7 @@
       </w:pPr>
       <w:r>
         <w:rPr>
-          <w:rFonts w:ascii="David" w:hAnsi="David" w:cs="David"/>
+          <w:rFonts w:ascii="Arial" w:hAnsi="Arial" w:cs="Arial"/>
           <w:b w:val="0"/>
           <w:sz w:val="22"/>
           <w:rtl/>
@@ -43,7 +42,7 @@
       </w:pPr>
       <w:r>
         <w:rPr>
-          <w:rFonts w:ascii="David" w:hAnsi="David" w:cs="David"/>
+          <w:rFonts w:ascii="Arial" w:hAnsi="Arial" w:cs="Arial"/>
           <w:b w:val="0"/>
           <w:sz w:val="22"/>
           <w:rtl/>
@@ -61,8 +60,8 @@
         <w:tblLayout w:type="fixed"/>
       </w:tblPr>
       <w:tblGrid>
-        <w:gridCol w:w="4320"/>
-        <w:gridCol w:w="4320"/>
+        <w:gridCol w:w="4252"/>
+        <w:gridCol w:w="4252"/>
       </w:tblGrid>
       <w:tr>
         <w:tc>
@@ -76,7 +75,7 @@
             </w:pPr>
             <w:r>
               <w:rPr>
-                <w:rFonts w:ascii="David" w:hAnsi="David" w:cs="David"/>
+                <w:rFonts w:ascii="Arial" w:hAnsi="Arial" w:cs="Arial"/>
                 <w:b w:val="0"/>
                 <w:sz w:val="22"/>
                 <w:rtl/>
@@ -96,12 +95,12 @@
             </w:pPr>
             <w:r>
               <w:rPr>
-                <w:rFonts w:ascii="David" w:hAnsi="David" w:cs="David"/>
+                <w:rFonts w:ascii="Arial" w:hAnsi="Arial" w:cs="Arial"/>
                 <w:b w:val="0"/>
                 <w:sz w:val="22"/>
                 <w:rtl/>
               </w:rPr>
-              <w:t>רציונל: קורס יסוד מעשי בלמידה עמוקה המהווה גשר לקורסי הבחירה המתקדמים במודלי שפה גדולים ובראייה ממוחשבת.</w:t>
+              <w:t>רציונל: קורס יסוד מעשי בלמידה עמוקה, חובה לכל סטודנטי מדעי המחשב, המספק בסיס משותף להמשך התמחות בבינה מלאכותית (ראייה ממוחשבת, מודלי שפה גדולים ועוד).</w:t>
             </w:r>
           </w:p>
         </w:tc>
@@ -118,12 +117,12 @@
             </w:pPr>
             <w:r>
               <w:rPr>
-                <w:rFonts w:ascii="David" w:hAnsi="David" w:cs="David"/>
+                <w:rFonts w:ascii="Arial" w:hAnsi="Arial" w:cs="Arial"/>
                 <w:b w:val="0"/>
                 <w:sz w:val="22"/>
                 <w:rtl/>
               </w:rPr>
-              <w:t>קורס חובה או קורס בחירה (הקף בעיגול): בחירה</w:t>
+              <w:t>קורס חובה או קורס בחירה (הקף בעיגול): חובה</w:t>
             </w:r>
           </w:p>
         </w:tc>
@@ -138,12 +137,12 @@
             </w:pPr>
             <w:r>
               <w:rPr>
-                <w:rFonts w:ascii="David" w:hAnsi="David" w:cs="David"/>
+                <w:rFonts w:ascii="Arial" w:hAnsi="Arial" w:cs="Arial"/>
                 <w:b w:val="0"/>
                 <w:sz w:val="22"/>
                 <w:rtl/>
               </w:rPr>
-              <w:t>במסלול התמחות: מדעי המחשב / לעיצוב: קורס עיוני</w:t>
+              <w:t>במסלול: כל מסלולי מדעי המחשב / לעיצוב: קורס עיוני</w:t>
             </w:r>
           </w:p>
         </w:tc>
@@ -160,7 +159,7 @@
             </w:pPr>
             <w:r>
               <w:rPr>
-                <w:rFonts w:ascii="David" w:hAnsi="David" w:cs="David"/>
+                <w:rFonts w:ascii="Arial" w:hAnsi="Arial" w:cs="Arial"/>
                 <w:b w:val="0"/>
                 <w:sz w:val="22"/>
                 <w:rtl/>
@@ -180,7 +179,7 @@
             </w:pPr>
             <w:r>
               <w:rPr>
-                <w:rFonts w:ascii="David" w:hAnsi="David" w:cs="David"/>
+                <w:rFonts w:ascii="Arial" w:hAnsi="Arial" w:cs="Arial"/>
                 <w:b w:val="0"/>
                 <w:sz w:val="22"/>
                 <w:rtl/>
@@ -202,7 +201,7 @@
             </w:pPr>
             <w:r>
               <w:rPr>
-                <w:rFonts w:ascii="David" w:hAnsi="David" w:cs="David"/>
+                <w:rFonts w:ascii="Arial" w:hAnsi="Arial" w:cs="Arial"/>
                 <w:b w:val="0"/>
                 <w:sz w:val="22"/>
                 <w:rtl/>
@@ -222,7 +221,7 @@
             </w:pPr>
             <w:r>
               <w:rPr>
-                <w:rFonts w:ascii="David" w:hAnsi="David" w:cs="David"/>
+                <w:rFonts w:ascii="Arial" w:hAnsi="Arial" w:cs="Arial"/>
                 <w:b w:val="0"/>
                 <w:sz w:val="22"/>
                 <w:rtl/>
@@ -243,7 +242,7 @@
             </w:pPr>
             <w:r>
               <w:rPr>
-                <w:rFonts w:ascii="David" w:hAnsi="David" w:cs="David"/>
+                <w:rFonts w:ascii="Arial" w:hAnsi="Arial" w:cs="Arial"/>
                 <w:b w:val="0"/>
                 <w:sz w:val="22"/>
                 <w:rtl/>
@@ -263,12 +262,12 @@
             </w:pPr>
             <w:r>
               <w:rPr>
-                <w:rFonts w:ascii="David" w:hAnsi="David" w:cs="David"/>
+                <w:rFonts w:ascii="Arial" w:hAnsi="Arial" w:cs="Arial"/>
                 <w:b w:val="0"/>
                 <w:sz w:val="22"/>
                 <w:rtl/>
               </w:rPr>
-              <w:t>מתווסף כקורס בחירה (4 נ"ז); אינו משנה את מבנה נקודות החובה.</w:t>
+              <w:t>קורס חובה (4 נ"ז) בכל מסלולי מדעי המחשב.</w:t>
             </w:r>
           </w:p>
         </w:tc>
@@ -285,7 +284,7 @@
             </w:pPr>
             <w:r>
               <w:rPr>
-                <w:rFonts w:ascii="David" w:hAnsi="David" w:cs="David"/>
+                <w:rFonts w:ascii="Arial" w:hAnsi="Arial" w:cs="Arial"/>
                 <w:b w:val="0"/>
                 <w:sz w:val="22"/>
                 <w:rtl/>
@@ -305,7 +304,7 @@
             </w:pPr>
             <w:r>
               <w:rPr>
-                <w:rFonts w:ascii="David" w:hAnsi="David" w:cs="David"/>
+                <w:rFonts w:ascii="Arial" w:hAnsi="Arial" w:cs="Arial"/>
                 <w:b w:val="0"/>
                 <w:sz w:val="22"/>
                 <w:rtl/>
@@ -327,7 +326,7 @@
             </w:pPr>
             <w:r>
               <w:rPr>
-                <w:rFonts w:ascii="David" w:hAnsi="David" w:cs="David"/>
+                <w:rFonts w:ascii="Arial" w:hAnsi="Arial" w:cs="Arial"/>
                 <w:b w:val="0"/>
                 <w:sz w:val="22"/>
                 <w:rtl/>
@@ -347,7 +346,7 @@
             </w:pPr>
             <w:r>
               <w:rPr>
-                <w:rFonts w:ascii="David" w:hAnsi="David" w:cs="David"/>
+                <w:rFonts w:ascii="Arial" w:hAnsi="Arial" w:cs="Arial"/>
                 <w:b w:val="0"/>
                 <w:sz w:val="22"/>
                 <w:rtl/>
@@ -369,7 +368,7 @@
             </w:pPr>
             <w:r>
               <w:rPr>
-                <w:rFonts w:ascii="David" w:hAnsi="David" w:cs="David"/>
+                <w:rFonts w:ascii="Arial" w:hAnsi="Arial" w:cs="Arial"/>
                 <w:b w:val="0"/>
                 <w:sz w:val="22"/>
                 <w:rtl/>
@@ -389,7 +388,7 @@
             </w:pPr>
             <w:r>
               <w:rPr>
-                <w:rFonts w:ascii="David" w:hAnsi="David" w:cs="David"/>
+                <w:rFonts w:ascii="Arial" w:hAnsi="Arial" w:cs="Arial"/>
                 <w:b w:val="0"/>
                 <w:sz w:val="22"/>
                 <w:rtl/>
@@ -402,8 +401,8 @@
     </w:tbl>
     <w:sectPr>
       <w:headerReference w:type="default" r:id="rId9"/>
-      <w:pgSz w:w="12240" w:h="15840"/>
-      <w:pgMar w:top="1440" w:right="1800" w:bottom="1440" w:left="1800" w:header="720" w:footer="720" w:gutter="0"/>
+      <w:pgSz w:w="11906" w:h="16838"/>
+      <w:pgMar w:top="1417" w:right="1701" w:bottom="1417" w:left="1701" w:header="720" w:footer="720" w:gutter="0"/>
       <w:cols w:space="720"/>
       <w:bidi/>
       <w:docGrid w:linePitch="360"/>

--- a/hit-catalogue/committee_questionnaire.docx
+++ b/hit-catalogue/committee_questionnaire.docx
@@ -64,6 +64,9 @@
         <w:gridCol w:w="4252"/>
       </w:tblGrid>
       <w:tr>
+        <w:trPr>
+          <w:cantSplit/>
+        </w:trPr>
         <w:tc>
           <w:tcPr>
             <w:tcW w:type="dxa" w:w="3685"/>
@@ -106,6 +109,9 @@
         </w:tc>
       </w:tr>
       <w:tr>
+        <w:trPr>
+          <w:cantSplit/>
+        </w:trPr>
         <w:tc>
           <w:tcPr>
             <w:tcW w:type="dxa" w:w="3685"/>
@@ -148,6 +154,9 @@
         </w:tc>
       </w:tr>
       <w:tr>
+        <w:trPr>
+          <w:cantSplit/>
+        </w:trPr>
         <w:tc>
           <w:tcPr>
             <w:tcW w:type="dxa" w:w="3685"/>
@@ -190,6 +199,9 @@
         </w:tc>
       </w:tr>
       <w:tr>
+        <w:trPr>
+          <w:cantSplit/>
+        </w:trPr>
         <w:tc>
           <w:tcPr>
             <w:tcW w:type="dxa" w:w="3685"/>
@@ -231,6 +243,9 @@
         </w:tc>
       </w:tr>
       <w:tr>
+        <w:trPr>
+          <w:cantSplit/>
+        </w:trPr>
         <w:tc>
           <w:tcPr>
             <w:tcW w:type="dxa" w:w="3685"/>
@@ -273,6 +288,9 @@
         </w:tc>
       </w:tr>
       <w:tr>
+        <w:trPr>
+          <w:cantSplit/>
+        </w:trPr>
         <w:tc>
           <w:tcPr>
             <w:tcW w:type="dxa" w:w="3685"/>
@@ -315,6 +333,9 @@
         </w:tc>
       </w:tr>
       <w:tr>
+        <w:trPr>
+          <w:cantSplit/>
+        </w:trPr>
         <w:tc>
           <w:tcPr>
             <w:tcW w:type="dxa" w:w="3685"/>
@@ -357,6 +378,9 @@
         </w:tc>
       </w:tr>
       <w:tr>
+        <w:trPr>
+          <w:cantSplit/>
+        </w:trPr>
         <w:tc>
           <w:tcPr>
             <w:tcW w:type="dxa" w:w="3685"/>
